--- a/Chatbot.docx
+++ b/Chatbot.docx
@@ -267,7 +267,7 @@
               </mc:Choice>
               <mc:Fallback>
                 <w:pict>
-                  <v:group w14:anchorId="7A993753" id="Group 149" o:spid="_x0000_s1026" style="position:absolute;margin-left:0;margin-top:0;width:8in;height:95.7pt;z-index:251661312;mso-width-percent:941;mso-height-percent:121;mso-top-percent:23;mso-position-horizontal:center;mso-position-horizontal-relative:page;mso-position-vertical-relative:page;mso-width-percent:941;mso-height-percent:121;mso-top-percent:23" coordorigin="" coordsize="73152,12161" o:gfxdata="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">
+                  <v:group w14:anchorId="120463FC" id="Group 149" o:spid="_x0000_s1026" style="position:absolute;margin-left:0;margin-top:0;width:8in;height:95.7pt;z-index:251661312;mso-width-percent:941;mso-height-percent:121;mso-top-percent:23;mso-position-horizontal:center;mso-position-horizontal-relative:page;mso-position-vertical-relative:page;mso-width-percent:941;mso-height-percent:121;mso-top-percent:23" coordorigin="" coordsize="73152,12161" o:gfxdata="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">
                     <v:shape id="Rectangle 51" o:spid="_x0000_s1027" style="position:absolute;width:73152;height:11303;visibility:visible;mso-wrap-style:square;v-text-anchor:middle" coordsize="7312660,1129665" o:gfxdata="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" path="m,l7312660,r,1129665l3619500,733425,,1091565,,xe" fillcolor="#4472c4 [3204]" stroked="f" strokeweight="1pt">
                       <v:stroke joinstyle="miter"/>
                       <v:path arrowok="t" o:connecttype="custom" o:connectlocs="0,0;7315200,0;7315200,1130373;3620757,733885;0,1092249;0,0" o:connectangles="0,0,0,0,0,0"/>
@@ -985,7 +985,7 @@
           <w:r>
             <w:fldChar w:fldCharType="separate"/>
           </w:r>
-          <w:hyperlink w:anchor="_Toc228219938" w:history="1">
+          <w:hyperlink w:anchor="_Toc228220610" w:history="1">
             <w:r>
               <w:rPr>
                 <w:rStyle w:val="Hyperlink"/>
@@ -1012,7 +1012,7 @@
                 <w:noProof/>
                 <w:webHidden/>
               </w:rPr>
-              <w:instrText xml:space="preserve"> PAGEREF _Toc228219938 \h </w:instrText>
+              <w:instrText xml:space="preserve"> PAGEREF _Toc228220610 \h </w:instrText>
             </w:r>
             <w:r>
               <w:rPr>
@@ -1055,7 +1055,7 @@
               <w:lang w:eastAsia="en-GB"/>
             </w:rPr>
           </w:pPr>
-          <w:hyperlink w:anchor="_Toc228219939" w:history="1">
+          <w:hyperlink w:anchor="_Toc228220611" w:history="1">
             <w:r>
               <w:rPr>
                 <w:rStyle w:val="Hyperlink"/>
@@ -1082,7 +1082,7 @@
                 <w:noProof/>
                 <w:webHidden/>
               </w:rPr>
-              <w:instrText xml:space="preserve"> PAGEREF _Toc228219939 \h </w:instrText>
+              <w:instrText xml:space="preserve"> PAGEREF _Toc228220611 \h </w:instrText>
             </w:r>
             <w:r>
               <w:rPr>
@@ -1125,7 +1125,7 @@
               <w:lang w:eastAsia="en-GB"/>
             </w:rPr>
           </w:pPr>
-          <w:hyperlink w:anchor="_Toc228219940" w:history="1">
+          <w:hyperlink w:anchor="_Toc228220612" w:history="1">
             <w:r>
               <w:rPr>
                 <w:rStyle w:val="Hyperlink"/>
@@ -1152,7 +1152,7 @@
                 <w:noProof/>
                 <w:webHidden/>
               </w:rPr>
-              <w:instrText xml:space="preserve"> PAGEREF _Toc228219940 \h </w:instrText>
+              <w:instrText xml:space="preserve"> PAGEREF _Toc228220612 \h </w:instrText>
             </w:r>
             <w:r>
               <w:rPr>
@@ -1195,7 +1195,7 @@
               <w:lang w:eastAsia="en-GB"/>
             </w:rPr>
           </w:pPr>
-          <w:hyperlink w:anchor="_Toc228219941" w:history="1">
+          <w:hyperlink w:anchor="_Toc228220613" w:history="1">
             <w:r>
               <w:rPr>
                 <w:rStyle w:val="Hyperlink"/>
@@ -1222,7 +1222,7 @@
                 <w:noProof/>
                 <w:webHidden/>
               </w:rPr>
-              <w:instrText xml:space="preserve"> PAGEREF _Toc228219941 \h </w:instrText>
+              <w:instrText xml:space="preserve"> PAGEREF _Toc228220613 \h </w:instrText>
             </w:r>
             <w:r>
               <w:rPr>
@@ -1265,7 +1265,7 @@
               <w:lang w:eastAsia="en-GB"/>
             </w:rPr>
           </w:pPr>
-          <w:hyperlink w:anchor="_Toc228219942" w:history="1">
+          <w:hyperlink w:anchor="_Toc228220614" w:history="1">
             <w:r>
               <w:rPr>
                 <w:rStyle w:val="Hyperlink"/>
@@ -1292,7 +1292,7 @@
                 <w:noProof/>
                 <w:webHidden/>
               </w:rPr>
-              <w:instrText xml:space="preserve"> PAGEREF _Toc228219942 \h </w:instrText>
+              <w:instrText xml:space="preserve"> PAGEREF _Toc228220614 \h </w:instrText>
             </w:r>
             <w:r>
               <w:rPr>
@@ -1335,7 +1335,7 @@
               <w:lang w:eastAsia="en-GB"/>
             </w:rPr>
           </w:pPr>
-          <w:hyperlink w:anchor="_Toc228219943" w:history="1">
+          <w:hyperlink w:anchor="_Toc228220615" w:history="1">
             <w:r>
               <w:rPr>
                 <w:rStyle w:val="Hyperlink"/>
@@ -1362,7 +1362,7 @@
                 <w:noProof/>
                 <w:webHidden/>
               </w:rPr>
-              <w:instrText xml:space="preserve"> PAGEREF _Toc228219943 \h </w:instrText>
+              <w:instrText xml:space="preserve"> PAGEREF _Toc228220615 \h </w:instrText>
             </w:r>
             <w:r>
               <w:rPr>
@@ -1405,7 +1405,7 @@
               <w:lang w:eastAsia="en-GB"/>
             </w:rPr>
           </w:pPr>
-          <w:hyperlink w:anchor="_Toc228219944" w:history="1">
+          <w:hyperlink w:anchor="_Toc228220616" w:history="1">
             <w:r>
               <w:rPr>
                 <w:rStyle w:val="Hyperlink"/>
@@ -1432,7 +1432,7 @@
                 <w:noProof/>
                 <w:webHidden/>
               </w:rPr>
-              <w:instrText xml:space="preserve"> PAGEREF _Toc228219944 \h </w:instrText>
+              <w:instrText xml:space="preserve"> PAGEREF _Toc228220616 \h </w:instrText>
             </w:r>
             <w:r>
               <w:rPr>
@@ -1475,7 +1475,7 @@
               <w:lang w:eastAsia="en-GB"/>
             </w:rPr>
           </w:pPr>
-          <w:hyperlink w:anchor="_Toc228219945" w:history="1">
+          <w:hyperlink w:anchor="_Toc228220617" w:history="1">
             <w:r>
               <w:rPr>
                 <w:rStyle w:val="Hyperlink"/>
@@ -1502,7 +1502,7 @@
                 <w:noProof/>
                 <w:webHidden/>
               </w:rPr>
-              <w:instrText xml:space="preserve"> PAGEREF _Toc228219945 \h </w:instrText>
+              <w:instrText xml:space="preserve"> PAGEREF _Toc228220617 \h </w:instrText>
             </w:r>
             <w:r>
               <w:rPr>
@@ -1545,7 +1545,7 @@
               <w:lang w:eastAsia="en-GB"/>
             </w:rPr>
           </w:pPr>
-          <w:hyperlink w:anchor="_Toc228219946" w:history="1">
+          <w:hyperlink w:anchor="_Toc228220618" w:history="1">
             <w:r>
               <w:rPr>
                 <w:rStyle w:val="Hyperlink"/>
@@ -1572,7 +1572,7 @@
                 <w:noProof/>
                 <w:webHidden/>
               </w:rPr>
-              <w:instrText xml:space="preserve"> PAGEREF _Toc228219946 \h </w:instrText>
+              <w:instrText xml:space="preserve"> PAGEREF _Toc228220618 \h </w:instrText>
             </w:r>
             <w:r>
               <w:rPr>
@@ -1615,7 +1615,7 @@
               <w:lang w:eastAsia="en-GB"/>
             </w:rPr>
           </w:pPr>
-          <w:hyperlink w:anchor="_Toc228219947" w:history="1">
+          <w:hyperlink w:anchor="_Toc228220619" w:history="1">
             <w:r>
               <w:rPr>
                 <w:rStyle w:val="Hyperlink"/>
@@ -1642,7 +1642,7 @@
                 <w:noProof/>
                 <w:webHidden/>
               </w:rPr>
-              <w:instrText xml:space="preserve"> PAGEREF _Toc228219947 \h </w:instrText>
+              <w:instrText xml:space="preserve"> PAGEREF _Toc228220619 \h </w:instrText>
             </w:r>
             <w:r>
               <w:rPr>
@@ -1685,7 +1685,7 @@
               <w:lang w:eastAsia="en-GB"/>
             </w:rPr>
           </w:pPr>
-          <w:hyperlink w:anchor="_Toc228219948" w:history="1">
+          <w:hyperlink w:anchor="_Toc228220620" w:history="1">
             <w:r>
               <w:rPr>
                 <w:rStyle w:val="Hyperlink"/>
@@ -1712,7 +1712,7 @@
                 <w:noProof/>
                 <w:webHidden/>
               </w:rPr>
-              <w:instrText xml:space="preserve"> PAGEREF _Toc228219948 \h </w:instrText>
+              <w:instrText xml:space="preserve"> PAGEREF _Toc228220620 \h </w:instrText>
             </w:r>
             <w:r>
               <w:rPr>
@@ -1755,13 +1755,13 @@
               <w:lang w:eastAsia="en-GB"/>
             </w:rPr>
           </w:pPr>
-          <w:hyperlink w:anchor="_Toc228219949" w:history="1">
+          <w:hyperlink w:anchor="_Toc228220621" w:history="1">
             <w:r>
               <w:rPr>
                 <w:rStyle w:val="Hyperlink"/>
                 <w:noProof/>
               </w:rPr>
-              <w:t>File logging</w:t>
+              <w:t>Unknow response logging</w:t>
             </w:r>
             <w:r>
               <w:rPr>
@@ -1782,7 +1782,7 @@
                 <w:noProof/>
                 <w:webHidden/>
               </w:rPr>
-              <w:instrText xml:space="preserve"> PAGEREF _Toc228219949 \h </w:instrText>
+              <w:instrText xml:space="preserve"> PAGEREF _Toc228220621 \h </w:instrText>
             </w:r>
             <w:r>
               <w:rPr>
@@ -1825,7 +1825,7 @@
               <w:lang w:eastAsia="en-GB"/>
             </w:rPr>
           </w:pPr>
-          <w:hyperlink w:anchor="_Toc228219950" w:history="1">
+          <w:hyperlink w:anchor="_Toc228220622" w:history="1">
             <w:r>
               <w:rPr>
                 <w:rStyle w:val="Hyperlink"/>
@@ -1852,7 +1852,7 @@
                 <w:noProof/>
                 <w:webHidden/>
               </w:rPr>
-              <w:instrText xml:space="preserve"> PAGEREF _Toc228219950 \h </w:instrText>
+              <w:instrText xml:space="preserve"> PAGEREF _Toc228220622 \h </w:instrText>
             </w:r>
             <w:r>
               <w:rPr>
@@ -1895,7 +1895,7 @@
               <w:lang w:eastAsia="en-GB"/>
             </w:rPr>
           </w:pPr>
-          <w:hyperlink w:anchor="_Toc228219951" w:history="1">
+          <w:hyperlink w:anchor="_Toc228220623" w:history="1">
             <w:r>
               <w:rPr>
                 <w:rStyle w:val="Hyperlink"/>
@@ -1922,7 +1922,7 @@
                 <w:noProof/>
                 <w:webHidden/>
               </w:rPr>
-              <w:instrText xml:space="preserve"> PAGEREF _Toc228219951 \h </w:instrText>
+              <w:instrText xml:space="preserve"> PAGEREF _Toc228220623 \h </w:instrText>
             </w:r>
             <w:r>
               <w:rPr>
@@ -1965,7 +1965,7 @@
               <w:lang w:eastAsia="en-GB"/>
             </w:rPr>
           </w:pPr>
-          <w:hyperlink w:anchor="_Toc228219952" w:history="1">
+          <w:hyperlink w:anchor="_Toc228220624" w:history="1">
             <w:r>
               <w:rPr>
                 <w:rStyle w:val="Hyperlink"/>
@@ -1992,7 +1992,7 @@
                 <w:noProof/>
                 <w:webHidden/>
               </w:rPr>
-              <w:instrText xml:space="preserve"> PAGEREF _Toc228219952 \h </w:instrText>
+              <w:instrText xml:space="preserve"> PAGEREF _Toc228220624 \h </w:instrText>
             </w:r>
             <w:r>
               <w:rPr>
@@ -2035,7 +2035,7 @@
               <w:lang w:eastAsia="en-GB"/>
             </w:rPr>
           </w:pPr>
-          <w:hyperlink w:anchor="_Toc228219953" w:history="1">
+          <w:hyperlink w:anchor="_Toc228220625" w:history="1">
             <w:r>
               <w:rPr>
                 <w:rStyle w:val="Hyperlink"/>
@@ -2062,7 +2062,7 @@
                 <w:noProof/>
                 <w:webHidden/>
               </w:rPr>
-              <w:instrText xml:space="preserve"> PAGEREF _Toc228219953 \h </w:instrText>
+              <w:instrText xml:space="preserve"> PAGEREF _Toc228220625 \h </w:instrText>
             </w:r>
             <w:r>
               <w:rPr>
@@ -2122,7 +2122,7 @@
       <w:pPr>
         <w:pStyle w:val="Heading1"/>
       </w:pPr>
-      <w:bookmarkStart w:id="0" w:name="_Toc228219938"/>
+      <w:bookmarkStart w:id="0" w:name="_Toc228220610"/>
       <w:r>
         <w:lastRenderedPageBreak/>
         <w:t>Introduction</w:t>
@@ -2130,10 +2130,47 @@
       <w:bookmarkEnd w:id="0"/>
     </w:p>
     <w:p>
+      <w:r>
+        <w:t xml:space="preserve">During exam season at the University of Staffordshire students face all kinds of stress, along with the lecturers who need to mark hundreds of exams and assignments </w:t>
+      </w:r>
+    </w:p>
+    <w:p>
+      <w:r>
+        <w:t xml:space="preserve">In this document I will be discussing the process that I used to develop the AI chatbot. There will be a range of different techniques that </w:t>
+      </w:r>
+      <w:r>
+        <w:t>I will describe</w:t>
+      </w:r>
+      <w:r>
+        <w:t xml:space="preserve"> along with the code I used to implement them. These include different NLP (natural language processing) techniques such as: Tokenisation</w:t>
+      </w:r>
+      <w:r>
+        <w:t xml:space="preserve"> – splitting a sentence into the unique word components,</w:t>
+      </w:r>
+      <w:r>
+        <w:t xml:space="preserve"> the pre-processing pipeline, part-of-speech tagging</w:t>
+      </w:r>
+      <w:r>
+        <w:t xml:space="preserve"> – assigning what part of speech the word is from</w:t>
+      </w:r>
+      <w:r>
+        <w:t>, and word stemming</w:t>
+      </w:r>
+      <w:r>
+        <w:t xml:space="preserve"> – removing unnecessary parts of speech that don’t add to the understanding of a word for example prefixes and suffixes</w:t>
+      </w:r>
+      <w:r>
+        <w:t>.</w:t>
+      </w:r>
+      <w:r>
+        <w:t xml:space="preserve"> I will be using the NLKT python library. I aim to fully implement the chatbot with no errors a well as adding my own improvements that will be discussed later in the report. </w:t>
+      </w:r>
+    </w:p>
+    <w:p>
       <w:pPr>
         <w:pStyle w:val="Heading1"/>
       </w:pPr>
-      <w:bookmarkStart w:id="1" w:name="_Toc228219939"/>
+      <w:bookmarkStart w:id="1" w:name="_Toc228220611"/>
       <w:r>
         <w:t>Python Development</w:t>
       </w:r>
@@ -2143,7 +2180,7 @@
       <w:pPr>
         <w:pStyle w:val="Heading2"/>
       </w:pPr>
-      <w:bookmarkStart w:id="2" w:name="_Toc228219940"/>
+      <w:bookmarkStart w:id="2" w:name="_Toc228220612"/>
       <w:r>
         <w:t>Basic Chatbot</w:t>
       </w:r>
@@ -2153,7 +2190,7 @@
       <w:pPr>
         <w:pStyle w:val="Heading2"/>
       </w:pPr>
-      <w:bookmarkStart w:id="3" w:name="_Toc228219941"/>
+      <w:bookmarkStart w:id="3" w:name="_Toc228220613"/>
       <w:r>
         <w:t>Improved response pair base</w:t>
       </w:r>
@@ -2163,7 +2200,7 @@
       <w:pPr>
         <w:pStyle w:val="Heading2"/>
       </w:pPr>
-      <w:bookmarkStart w:id="4" w:name="_Toc228219942"/>
+      <w:bookmarkStart w:id="4" w:name="_Toc228220614"/>
       <w:r>
         <w:t>NLP techniques</w:t>
       </w:r>
@@ -2173,7 +2210,7 @@
       <w:pPr>
         <w:pStyle w:val="Heading3"/>
       </w:pPr>
-      <w:bookmarkStart w:id="5" w:name="_Toc228219943"/>
+      <w:bookmarkStart w:id="5" w:name="_Toc228220615"/>
       <w:r>
         <w:t>Tokenisation</w:t>
       </w:r>
@@ -2183,7 +2220,7 @@
       <w:pPr>
         <w:pStyle w:val="Heading3"/>
       </w:pPr>
-      <w:bookmarkStart w:id="6" w:name="_Toc228219944"/>
+      <w:bookmarkStart w:id="6" w:name="_Toc228220616"/>
       <w:r>
         <w:t>Stop word removal</w:t>
       </w:r>
@@ -2193,7 +2230,7 @@
       <w:pPr>
         <w:pStyle w:val="Heading3"/>
       </w:pPr>
-      <w:bookmarkStart w:id="7" w:name="_Toc228219945"/>
+      <w:bookmarkStart w:id="7" w:name="_Toc228220617"/>
       <w:r>
         <w:t>POS tagging</w:t>
       </w:r>
@@ -2203,7 +2240,7 @@
       <w:pPr>
         <w:pStyle w:val="Heading3"/>
       </w:pPr>
-      <w:bookmarkStart w:id="8" w:name="_Toc228219946"/>
+      <w:bookmarkStart w:id="8" w:name="_Toc228220618"/>
       <w:r>
         <w:t>Word stemming</w:t>
       </w:r>
@@ -2213,7 +2250,7 @@
       <w:pPr>
         <w:pStyle w:val="Heading2"/>
       </w:pPr>
-      <w:bookmarkStart w:id="9" w:name="_Toc228219947"/>
+      <w:bookmarkStart w:id="9" w:name="_Toc228220619"/>
       <w:r>
         <w:t>Added features</w:t>
       </w:r>
@@ -2223,7 +2260,7 @@
       <w:pPr>
         <w:pStyle w:val="Heading3"/>
       </w:pPr>
-      <w:bookmarkStart w:id="10" w:name="_Toc228219948"/>
+      <w:bookmarkStart w:id="10" w:name="_Toc228220620"/>
       <w:r>
         <w:t xml:space="preserve">Weighted </w:t>
       </w:r>
@@ -2236,9 +2273,12 @@
       <w:pPr>
         <w:pStyle w:val="Heading3"/>
       </w:pPr>
-      <w:bookmarkStart w:id="11" w:name="_Toc228219949"/>
+      <w:bookmarkStart w:id="11" w:name="_Toc228220621"/>
       <w:r>
-        <w:t>File logging</w:t>
+        <w:t xml:space="preserve">Unknow response </w:t>
+      </w:r>
+      <w:r>
+        <w:t>logging</w:t>
       </w:r>
       <w:bookmarkEnd w:id="11"/>
     </w:p>
@@ -2246,7 +2286,7 @@
       <w:pPr>
         <w:pStyle w:val="Heading3"/>
       </w:pPr>
-      <w:bookmarkStart w:id="12" w:name="_Toc228219950"/>
+      <w:bookmarkStart w:id="12" w:name="_Toc228220622"/>
       <w:r>
         <w:t>Time of day implementation</w:t>
       </w:r>
@@ -2256,7 +2296,7 @@
       <w:pPr>
         <w:pStyle w:val="Heading3"/>
       </w:pPr>
-      <w:bookmarkStart w:id="13" w:name="_Toc228219951"/>
+      <w:bookmarkStart w:id="13" w:name="_Toc228220623"/>
       <w:r>
         <w:t>TTS (Text-to-Speech) implementation</w:t>
       </w:r>
@@ -2266,7 +2306,7 @@
       <w:pPr>
         <w:pStyle w:val="Heading1"/>
       </w:pPr>
-      <w:bookmarkStart w:id="14" w:name="_Toc228219952"/>
+      <w:bookmarkStart w:id="14" w:name="_Toc228220624"/>
       <w:r>
         <w:t>Bad example analysis and discussion</w:t>
       </w:r>
@@ -2276,7 +2316,7 @@
       <w:pPr>
         <w:pStyle w:val="Heading1"/>
       </w:pPr>
-      <w:bookmarkStart w:id="15" w:name="_Toc228219953"/>
+      <w:bookmarkStart w:id="15" w:name="_Toc228220625"/>
       <w:r>
         <w:t>Conclusion</w:t>
       </w:r>
@@ -2993,6 +3033,28 @@
       <w:szCs w:val="24"/>
     </w:rPr>
   </w:style>
+  <w:style w:type="paragraph" w:styleId="Heading4">
+    <w:name w:val="heading 4"/>
+    <w:basedOn w:val="Normal"/>
+    <w:next w:val="Normal"/>
+    <w:link w:val="Heading4Char"/>
+    <w:uiPriority w:val="9"/>
+    <w:unhideWhenUsed/>
+    <w:qFormat/>
+    <w:rsid w:val="00F82393"/>
+    <w:pPr>
+      <w:keepNext/>
+      <w:keepLines/>
+      <w:spacing w:before="40" w:after="0"/>
+      <w:outlineLvl w:val="3"/>
+    </w:pPr>
+    <w:rPr>
+      <w:rFonts w:asciiTheme="majorHAnsi" w:eastAsiaTheme="majorEastAsia" w:hAnsiTheme="majorHAnsi" w:cstheme="majorBidi"/>
+      <w:i/>
+      <w:iCs/>
+      <w:color w:val="2F5496" w:themeColor="accent1" w:themeShade="BF"/>
+    </w:rPr>
+  </w:style>
   <w:style w:type="character" w:default="1" w:styleId="DefaultParagraphFont">
     <w:name w:val="Default Paragraph Font"/>
     <w:uiPriority w:val="1"/>
@@ -3191,6 +3253,19 @@
       <w:spacing w:after="100"/>
       <w:ind w:left="440"/>
     </w:pPr>
+  </w:style>
+  <w:style w:type="character" w:customStyle="1" w:styleId="Heading4Char">
+    <w:name w:val="Heading 4 Char"/>
+    <w:basedOn w:val="DefaultParagraphFont"/>
+    <w:link w:val="Heading4"/>
+    <w:uiPriority w:val="9"/>
+    <w:rsid w:val="00F82393"/>
+    <w:rPr>
+      <w:rFonts w:asciiTheme="majorHAnsi" w:eastAsiaTheme="majorEastAsia" w:hAnsiTheme="majorHAnsi" w:cstheme="majorBidi"/>
+      <w:i/>
+      <w:iCs/>
+      <w:color w:val="2F5496" w:themeColor="accent1" w:themeShade="BF"/>
+    </w:rPr>
   </w:style>
 </w:styles>
 </file>
